--- a/public/template-vlk-vidpustka.docx
+++ b/public/template-vlk-vidpustka.docx
@@ -10,29 +10,7 @@
           <w:szCs w:val="24"/>
           <w:lang w:val="uk-UA"/>
         </w:rPr>
-        <w:t xml:space="preserve">Командиру {rotaKom}</w:t>
-      </w:r>
-    </w:p>
-    <w:p>
-      <w:r>
-        <w:rPr>
-          <w:rFonts w:ascii="Times New Roman" w:hAnsi="Times New Roman" w:cs="Times New Roman"/>
-          <w:sz w:val="24"/>
-          <w:szCs w:val="24"/>
-          <w:lang w:val="uk-UA"/>
-        </w:rPr>
-        <w:t xml:space="preserve">                  стрілецького батальйону</w:t>
-      </w:r>
-    </w:p>
-    <w:p>
-      <w:r>
-        <w:rPr>
-          <w:rFonts w:ascii="Times New Roman" w:hAnsi="Times New Roman" w:cs="Times New Roman"/>
-          <w:sz w:val="24"/>
-          <w:szCs w:val="24"/>
-          <w:lang w:val="uk-UA"/>
-        </w:rPr>
-        <w:t xml:space="preserve">                  військової частини {unitCode}</w:t>
+        <w:t xml:space="preserve">Командиру {rotaKom} стрілецького батальйону військової частини {unitCode}</w:t>
       </w:r>
     </w:p>
     <w:p>
@@ -76,7 +54,7 @@
           <w:szCs w:val="24"/>
           <w:lang w:val="uk-UA"/>
         </w:rPr>
-        <w:t xml:space="preserve">Прошу Вашого клопотання перед вищим командуванням надати мені, {posadaRod} {pidrozdilRod} стрілецького батальйону військової частини {unitCode} {zvannaRod} {pibRodovyi} відпустку для лікування {days} календарних днів з {dateStart} року, згідно рішення військово-лікарської комісії {medZaklad}.</w:t>
+        <w:t xml:space="preserve">Прошу Вашого клопотання перед вищим командуванням надати мені, {posadaRod} {pidrozdilRod} стрілецького батальйону військової частини {unitCode} {zvannaRod} {pibRodovyi}, відпустку для лікування {days} календарних днів з {dateStart} року, згідно рішення військово-лікарської комісії {medZaklad}.</w:t>
       </w:r>
     </w:p>
     <w:p>
@@ -175,18 +153,7 @@
           <w:szCs w:val="24"/>
           <w:lang w:val="uk-UA"/>
         </w:rPr>
-        <w:t xml:space="preserve">{posada} {pidrozdil}</w:t>
-      </w:r>
-    </w:p>
-    <w:p>
-      <w:r>
-        <w:rPr>
-          <w:rFonts w:ascii="Times New Roman" w:hAnsi="Times New Roman" w:cs="Times New Roman"/>
-          <w:sz w:val="24"/>
-          <w:szCs w:val="24"/>
-          <w:lang w:val="uk-UA"/>
-        </w:rPr>
-        <w:t xml:space="preserve">стрілецького батальйону</w:t>
+        <w:t xml:space="preserve">{posada} {pidrozdil} стрілецького батальйону</w:t>
       </w:r>
     </w:p>
     <w:p>
@@ -219,7 +186,7 @@
           <w:szCs w:val="24"/>
           <w:lang w:val="uk-UA"/>
         </w:rPr>
-        <w:t xml:space="preserve">{dateStart} </w:t>
+        <w:t xml:space="preserve">___.___.______ року</w:t>
       </w:r>
     </w:p>
     <w:p>
@@ -296,18 +263,7 @@
           <w:szCs w:val="24"/>
           <w:lang w:val="uk-UA"/>
         </w:rPr>
-        <w:t xml:space="preserve">{komTyp} {rotaKom}</w:t>
-      </w:r>
-    </w:p>
-    <w:p>
-      <w:r>
-        <w:rPr>
-          <w:rFonts w:ascii="Times New Roman" w:hAnsi="Times New Roman" w:cs="Times New Roman"/>
-          <w:sz w:val="24"/>
-          <w:szCs w:val="24"/>
-          <w:lang w:val="uk-UA"/>
-        </w:rPr>
-        <w:t xml:space="preserve">стрілецького батальйону	</w:t>
+        <w:t xml:space="preserve">{komTyp} {rotaKom} стрілецького батальйону	</w:t>
       </w:r>
     </w:p>
     <w:p>
@@ -340,7 +296,7 @@
           <w:szCs w:val="24"/>
           <w:lang w:val="uk-UA"/>
         </w:rPr>
-        <w:t xml:space="preserve">{dateStart} </w:t>
+        <w:t xml:space="preserve">___.___.______ року</w:t>
       </w:r>
     </w:p>
     <w:p>
@@ -417,7 +373,7 @@
           <w:szCs w:val="24"/>
           <w:lang w:val="uk-UA"/>
         </w:rPr>
-        <w:t xml:space="preserve">{dateStart}</w:t>
+        <w:t xml:space="preserve">___.___.______ року</w:t>
       </w:r>
     </w:p>
   </w:body>
